--- a/작업일지/23주차.docx
+++ b/작업일지/23주차.docx
@@ -1,6 +1,6 @@
 
 <file path=word/document.xml><?xml version="1.0" encoding="utf-8"?>
-<w:document xmlns:wpc="http://schemas.microsoft.com/office/word/2010/wordprocessingCanvas" xmlns:cx="http://schemas.microsoft.com/office/drawing/2014/chartex" xmlns:cx1="http://schemas.microsoft.com/office/drawing/2015/9/8/chartex" xmlns:cx2="http://schemas.microsoft.com/office/drawing/2015/10/21/chartex" xmlns:cx3="http://schemas.microsoft.com/office/drawing/2016/5/9/chartex" xmlns:cx4="http://schemas.microsoft.com/office/drawing/2016/5/10/chartex" xmlns:cx5="http://schemas.microsoft.com/office/drawing/2016/5/11/chartex" xmlns:cx6="http://schemas.microsoft.com/office/drawing/2016/5/12/chartex" xmlns:cx7="http://schemas.microsoft.com/office/drawing/2016/5/13/chartex" xmlns:cx8="http://schemas.microsoft.com/office/drawing/2016/5/14/chartex" xmlns:mc="http://schemas.openxmlformats.org/markup-compatibility/2006" xmlns:aink="http://schemas.microsoft.com/office/drawing/2016/ink" xmlns:am3d="http://schemas.microsoft.com/office/drawing/2017/model3d" xmlns:o="urn:schemas-microsoft-com:office:office" xmlns:oel="http://schemas.microsoft.com/office/2019/extlst" xmlns:r="http://schemas.openxmlformats.org/officeDocument/2006/relationships" xmlns:m="http://schemas.openxmlformats.org/officeDocument/2006/math" xmlns:v="urn:schemas-microsoft-com:vml" xmlns:wp14="http://schemas.microsoft.com/office/word/2010/wordprocessingDrawing" xmlns:wp="http://schemas.openxmlformats.org/drawingml/2006/wordprocessingDrawing" xmlns:w10="urn:schemas-microsoft-com:office:word" xmlns:w="http://schemas.openxmlformats.org/wordprocessingml/2006/main" xmlns:w14="http://schemas.microsoft.com/office/word/2010/wordml" xmlns:w15="http://schemas.microsoft.com/office/word/2012/wordml" xmlns:w16cex="http://schemas.microsoft.com/office/word/2018/wordml/cex" xmlns:w16cid="http://schemas.microsoft.com/office/word/2016/wordml/cid" xmlns:w16="http://schemas.microsoft.com/office/word/2018/wordml" xmlns:w16du="http://schemas.microsoft.com/office/word/2023/wordml/word16du" xmlns:w16sdtdh="http://schemas.microsoft.com/office/word/2020/wordml/sdtdatahash" xmlns:w16se="http://schemas.microsoft.com/office/word/2015/wordml/symex" xmlns:wpg="http://schemas.microsoft.com/office/word/2010/wordprocessingGroup" xmlns:wpi="http://schemas.microsoft.com/office/word/2010/wordprocessingInk" xmlns:wne="http://schemas.microsoft.com/office/word/2006/wordml" xmlns:wps="http://schemas.microsoft.com/office/word/2010/wordprocessingShape" mc:Ignorable="w14 w15 w16se w16cid w16 w16cex w16sdtdh w16du wp14">
+<w:document xmlns:wpc="http://schemas.microsoft.com/office/word/2010/wordprocessingCanvas" xmlns:cx="http://schemas.microsoft.com/office/drawing/2014/chartex" xmlns:cx1="http://schemas.microsoft.com/office/drawing/2015/9/8/chartex" xmlns:cx2="http://schemas.microsoft.com/office/drawing/2015/10/21/chartex" xmlns:cx3="http://schemas.microsoft.com/office/drawing/2016/5/9/chartex" xmlns:cx4="http://schemas.microsoft.com/office/drawing/2016/5/10/chartex" xmlns:cx5="http://schemas.microsoft.com/office/drawing/2016/5/11/chartex" xmlns:cx6="http://schemas.microsoft.com/office/drawing/2016/5/12/chartex" xmlns:cx7="http://schemas.microsoft.com/office/drawing/2016/5/13/chartex" xmlns:cx8="http://schemas.microsoft.com/office/drawing/2016/5/14/chartex" xmlns:mc="http://schemas.openxmlformats.org/markup-compatibility/2006" xmlns:aink="http://schemas.microsoft.com/office/drawing/2016/ink" xmlns:am3d="http://schemas.microsoft.com/office/drawing/2017/model3d" xmlns:o="urn:schemas-microsoft-com:office:office" xmlns:oel="http://schemas.microsoft.com/office/2019/extlst" xmlns:r="http://schemas.openxmlformats.org/officeDocument/2006/relationships" xmlns:m="http://schemas.openxmlformats.org/officeDocument/2006/math" xmlns:v="urn:schemas-microsoft-com:vml" xmlns:wp14="http://schemas.microsoft.com/office/word/2010/wordprocessingDrawing" xmlns:wp="http://schemas.openxmlformats.org/drawingml/2006/wordprocessingDrawing" xmlns:w10="urn:schemas-microsoft-com:office:word" xmlns:w="http://schemas.openxmlformats.org/wordprocessingml/2006/main" xmlns:w14="http://schemas.microsoft.com/office/word/2010/wordml" xmlns:w15="http://schemas.microsoft.com/office/word/2012/wordml" xmlns:w16cex="http://schemas.microsoft.com/office/word/2018/wordml/cex" xmlns:w16cid="http://schemas.microsoft.com/office/word/2016/wordml/cid" xmlns:w16="http://schemas.microsoft.com/office/word/2018/wordml" xmlns:w16du="http://schemas.microsoft.com/office/word/2023/wordml/word16du" xmlns:w16sdtdh="http://schemas.microsoft.com/office/word/2020/wordml/sdtdatahash" xmlns:w16sdtfl="http://schemas.microsoft.com/office/word/2024/wordml/sdtformatlock" xmlns:w16se="http://schemas.microsoft.com/office/word/2015/wordml/symex" xmlns:wpg="http://schemas.microsoft.com/office/word/2010/wordprocessingGroup" xmlns:wpi="http://schemas.microsoft.com/office/word/2010/wordprocessingInk" xmlns:wne="http://schemas.microsoft.com/office/word/2006/wordml" xmlns:wps="http://schemas.microsoft.com/office/word/2010/wordprocessingShape" mc:Ignorable="w14 w15 w16se w16cid w16 w16cex w16sdtdh w16sdtfl w16du wp14">
   <w:body>
     <w:p>
       <w:pPr>
@@ -125,9 +125,6 @@
           <w:p>
             <w:pPr>
               <w:jc w:val="center"/>
-              <w:rPr>
-                <w:rFonts w:hint="eastAsia"/>
-              </w:rPr>
             </w:pPr>
             <w:r>
               <w:rPr>
@@ -166,9 +163,6 @@
           <w:p>
             <w:pPr>
               <w:jc w:val="center"/>
-              <w:rPr>
-                <w:rFonts w:hint="eastAsia"/>
-              </w:rPr>
             </w:pPr>
             <w:r>
               <w:rPr>
@@ -451,9 +445,6 @@
                 <w:ilvl w:val="0"/>
                 <w:numId w:val="2"/>
               </w:numPr>
-              <w:rPr>
-                <w:rFonts w:hint="eastAsia"/>
-              </w:rPr>
             </w:pPr>
             <w:r>
               <w:rPr>
@@ -557,7 +548,14 @@
           <w:tcPr>
             <w:tcW w:w="9214" w:type="dxa"/>
           </w:tcPr>
-          <w:p/>
+          <w:p>
+            <w:r>
+              <w:rPr>
+                <w:rFonts w:hint="eastAsia"/>
+              </w:rPr>
+              <w:t>-절차적 맵 생성 구현하기</w:t>
+            </w:r>
+          </w:p>
         </w:tc>
       </w:tr>
       <w:tr>
@@ -587,22 +585,11 @@
             <w:tcW w:w="9214" w:type="dxa"/>
           </w:tcPr>
           <w:p>
-            <w:pPr>
-              <w:rPr>
-                <w:rFonts w:hint="eastAsia"/>
-              </w:rPr>
-            </w:pPr>
-            <w:r>
-              <w:rPr>
-                <w:rFonts w:hint="eastAsia"/>
-              </w:rPr>
-              <w:t>-</w:t>
-            </w:r>
-            <w:r>
-              <w:rPr>
-                <w:rFonts w:hint="eastAsia"/>
-              </w:rPr>
-              <w:t xml:space="preserve"> Visual Studio </w:t>
+            <w:r>
+              <w:rPr>
+                <w:rFonts w:hint="eastAsia"/>
+              </w:rPr>
+              <w:t xml:space="preserve">- Visual Studio </w:t>
             </w:r>
             <w:proofErr w:type="spellStart"/>
             <w:r>
@@ -620,22 +607,11 @@
             </w:r>
           </w:p>
           <w:p>
-            <w:pPr>
-              <w:rPr>
-                <w:rFonts w:hint="eastAsia"/>
-              </w:rPr>
-            </w:pPr>
-            <w:r>
-              <w:rPr>
-                <w:rFonts w:hint="eastAsia"/>
-              </w:rPr>
-              <w:t>-</w:t>
-            </w:r>
-            <w:r>
-              <w:rPr>
-                <w:rFonts w:hint="eastAsia"/>
-              </w:rPr>
-              <w:t xml:space="preserve"> 인강 섹션6 끝내기</w:t>
+            <w:r>
+              <w:rPr>
+                <w:rFonts w:hint="eastAsia"/>
+              </w:rPr>
+              <w:t>- 인강 섹션6 끝내기</w:t>
             </w:r>
           </w:p>
         </w:tc>
@@ -730,7 +706,77 @@
           <w:tcPr>
             <w:tcW w:w="9214" w:type="dxa"/>
           </w:tcPr>
-          <w:p/>
+          <w:p>
+            <w:pPr>
+              <w:rPr>
+                <w:rFonts w:hint="eastAsia"/>
+              </w:rPr>
+            </w:pPr>
+            <w:r>
+              <w:rPr>
+                <w:rFonts w:hint="eastAsia"/>
+              </w:rPr>
+              <w:t xml:space="preserve">-하나가 만든 규칙을 기반으로 절차적 맵 생성을 구현하기 위해 기존에 있는 절차적 생성 알고리즘을 찾아보았으나 마땅히 우리 게임에 부합하는 것이 없어 직접 알고리즘을 생각해보기로 했다. 지금까지 생각한 알고리즘으로는 3차원 배열을 활용하여 큰 공간에 방들을 차례대로 배치하는 방식으로 가려고 한다. 우선은 1층만 고려하여 2차원 배열로 배치하는 것을 우선으로 구현해보고 있으며, 아직 진행 중이다. </w:t>
+            </w:r>
+            <w:r>
+              <w:t xml:space="preserve">또, </w:t>
+            </w:r>
+            <w:r>
+              <w:rPr>
+                <w:rFonts w:hint="eastAsia"/>
+              </w:rPr>
+              <w:t xml:space="preserve">하나가 </w:t>
+            </w:r>
+            <w:proofErr w:type="spellStart"/>
+            <w:r>
+              <w:rPr>
+                <w:rFonts w:hint="eastAsia"/>
+              </w:rPr>
+              <w:t>맘든</w:t>
+            </w:r>
+            <w:proofErr w:type="spellEnd"/>
+            <w:r>
+              <w:rPr>
+                <w:rFonts w:hint="eastAsia"/>
+              </w:rPr>
+              <w:t xml:space="preserve"> 규칙을 </w:t>
+            </w:r>
+            <w:r>
+              <w:t>JSON 파일을 이용해</w:t>
+            </w:r>
+            <w:r>
+              <w:rPr>
+                <w:rFonts w:hint="eastAsia"/>
+              </w:rPr>
+              <w:t xml:space="preserve"> </w:t>
+            </w:r>
+            <w:r>
+              <w:t>불러오</w:t>
+            </w:r>
+            <w:r>
+              <w:rPr>
+                <w:rFonts w:hint="eastAsia"/>
+              </w:rPr>
+              <w:t>는 것이 좋을 것 같아 이를</w:t>
+            </w:r>
+            <w:r>
+              <w:t xml:space="preserve"> 위해 </w:t>
+            </w:r>
+            <w:proofErr w:type="spellStart"/>
+            <w:r>
+              <w:t>DataManager</w:t>
+            </w:r>
+            <w:proofErr w:type="spellEnd"/>
+            <w:r>
+              <w:t xml:space="preserve"> 클래스를 만들</w:t>
+            </w:r>
+            <w:r>
+              <w:rPr>
+                <w:rFonts w:hint="eastAsia"/>
+              </w:rPr>
+              <w:t>어 JSON 파일을 불러오도록 하였다.</w:t>
+            </w:r>
+          </w:p>
         </w:tc>
       </w:tr>
       <w:tr>
@@ -764,13 +810,7 @@
               <w:rPr>
                 <w:rFonts w:hint="eastAsia"/>
               </w:rPr>
-              <w:t>-</w:t>
-            </w:r>
-            <w:r>
-              <w:rPr>
-                <w:rFonts w:hint="eastAsia"/>
-              </w:rPr>
-              <w:t xml:space="preserve"> </w:t>
+              <w:t xml:space="preserve">- </w:t>
             </w:r>
             <w:r>
               <w:rPr>
@@ -865,22 +905,11 @@
             </w:r>
           </w:p>
           <w:p>
-            <w:pPr>
-              <w:rPr>
-                <w:rFonts w:hint="eastAsia"/>
-              </w:rPr>
-            </w:pPr>
-            <w:r>
-              <w:rPr>
-                <w:rFonts w:hint="eastAsia"/>
-              </w:rPr>
-              <w:t>-</w:t>
-            </w:r>
-            <w:r>
-              <w:rPr>
-                <w:rFonts w:hint="eastAsia"/>
-              </w:rPr>
-              <w:t xml:space="preserve"> 인강 섹션6을 끝냈다. 이제 애니메이션을 할 수 있다!</w:t>
+            <w:r>
+              <w:rPr>
+                <w:rFonts w:hint="eastAsia"/>
+              </w:rPr>
+              <w:t>- 인강 섹션6을 끝냈다. 이제 애니메이션을 할 수 있다!</w:t>
             </w:r>
           </w:p>
         </w:tc>
@@ -905,7 +934,7 @@
 </file>
 
 <file path=word/endnotes.xml><?xml version="1.0" encoding="utf-8"?>
-<w:endnotes xmlns:wpc="http://schemas.microsoft.com/office/word/2010/wordprocessingCanvas" xmlns:cx="http://schemas.microsoft.com/office/drawing/2014/chartex" xmlns:cx1="http://schemas.microsoft.com/office/drawing/2015/9/8/chartex" xmlns:cx2="http://schemas.microsoft.com/office/drawing/2015/10/21/chartex" xmlns:cx3="http://schemas.microsoft.com/office/drawing/2016/5/9/chartex" xmlns:cx4="http://schemas.microsoft.com/office/drawing/2016/5/10/chartex" xmlns:cx5="http://schemas.microsoft.com/office/drawing/2016/5/11/chartex" xmlns:cx6="http://schemas.microsoft.com/office/drawing/2016/5/12/chartex" xmlns:cx7="http://schemas.microsoft.com/office/drawing/2016/5/13/chartex" xmlns:cx8="http://schemas.microsoft.com/office/drawing/2016/5/14/chartex" xmlns:mc="http://schemas.openxmlformats.org/markup-compatibility/2006" xmlns:aink="http://schemas.microsoft.com/office/drawing/2016/ink" xmlns:am3d="http://schemas.microsoft.com/office/drawing/2017/model3d" xmlns:o="urn:schemas-microsoft-com:office:office" xmlns:oel="http://schemas.microsoft.com/office/2019/extlst" xmlns:r="http://schemas.openxmlformats.org/officeDocument/2006/relationships" xmlns:m="http://schemas.openxmlformats.org/officeDocument/2006/math" xmlns:v="urn:schemas-microsoft-com:vml" xmlns:wp14="http://schemas.microsoft.com/office/word/2010/wordprocessingDrawing" xmlns:wp="http://schemas.openxmlformats.org/drawingml/2006/wordprocessingDrawing" xmlns:w10="urn:schemas-microsoft-com:office:word" xmlns:w="http://schemas.openxmlformats.org/wordprocessingml/2006/main" xmlns:w14="http://schemas.microsoft.com/office/word/2010/wordml" xmlns:w15="http://schemas.microsoft.com/office/word/2012/wordml" xmlns:w16cex="http://schemas.microsoft.com/office/word/2018/wordml/cex" xmlns:w16cid="http://schemas.microsoft.com/office/word/2016/wordml/cid" xmlns:w16="http://schemas.microsoft.com/office/word/2018/wordml" xmlns:w16du="http://schemas.microsoft.com/office/word/2023/wordml/word16du" xmlns:w16sdtdh="http://schemas.microsoft.com/office/word/2020/wordml/sdtdatahash" xmlns:w16se="http://schemas.microsoft.com/office/word/2015/wordml/symex" xmlns:wpg="http://schemas.microsoft.com/office/word/2010/wordprocessingGroup" xmlns:wpi="http://schemas.microsoft.com/office/word/2010/wordprocessingInk" xmlns:wne="http://schemas.microsoft.com/office/word/2006/wordml" xmlns:wps="http://schemas.microsoft.com/office/word/2010/wordprocessingShape" mc:Ignorable="w14 w15 w16se w16cid w16 w16cex w16sdtdh w16du wp14">
+<w:endnotes xmlns:wpc="http://schemas.microsoft.com/office/word/2010/wordprocessingCanvas" xmlns:cx="http://schemas.microsoft.com/office/drawing/2014/chartex" xmlns:cx1="http://schemas.microsoft.com/office/drawing/2015/9/8/chartex" xmlns:cx2="http://schemas.microsoft.com/office/drawing/2015/10/21/chartex" xmlns:cx3="http://schemas.microsoft.com/office/drawing/2016/5/9/chartex" xmlns:cx4="http://schemas.microsoft.com/office/drawing/2016/5/10/chartex" xmlns:cx5="http://schemas.microsoft.com/office/drawing/2016/5/11/chartex" xmlns:cx6="http://schemas.microsoft.com/office/drawing/2016/5/12/chartex" xmlns:cx7="http://schemas.microsoft.com/office/drawing/2016/5/13/chartex" xmlns:cx8="http://schemas.microsoft.com/office/drawing/2016/5/14/chartex" xmlns:mc="http://schemas.openxmlformats.org/markup-compatibility/2006" xmlns:aink="http://schemas.microsoft.com/office/drawing/2016/ink" xmlns:am3d="http://schemas.microsoft.com/office/drawing/2017/model3d" xmlns:o="urn:schemas-microsoft-com:office:office" xmlns:oel="http://schemas.microsoft.com/office/2019/extlst" xmlns:r="http://schemas.openxmlformats.org/officeDocument/2006/relationships" xmlns:m="http://schemas.openxmlformats.org/officeDocument/2006/math" xmlns:v="urn:schemas-microsoft-com:vml" xmlns:wp14="http://schemas.microsoft.com/office/word/2010/wordprocessingDrawing" xmlns:wp="http://schemas.openxmlformats.org/drawingml/2006/wordprocessingDrawing" xmlns:w10="urn:schemas-microsoft-com:office:word" xmlns:w="http://schemas.openxmlformats.org/wordprocessingml/2006/main" xmlns:w14="http://schemas.microsoft.com/office/word/2010/wordml" xmlns:w15="http://schemas.microsoft.com/office/word/2012/wordml" xmlns:w16cex="http://schemas.microsoft.com/office/word/2018/wordml/cex" xmlns:w16cid="http://schemas.microsoft.com/office/word/2016/wordml/cid" xmlns:w16="http://schemas.microsoft.com/office/word/2018/wordml" xmlns:w16du="http://schemas.microsoft.com/office/word/2023/wordml/word16du" xmlns:w16sdtdh="http://schemas.microsoft.com/office/word/2020/wordml/sdtdatahash" xmlns:w16sdtfl="http://schemas.microsoft.com/office/word/2024/wordml/sdtformatlock" xmlns:w16se="http://schemas.microsoft.com/office/word/2015/wordml/symex" xmlns:wpg="http://schemas.microsoft.com/office/word/2010/wordprocessingGroup" xmlns:wpi="http://schemas.microsoft.com/office/word/2010/wordprocessingInk" xmlns:wne="http://schemas.microsoft.com/office/word/2006/wordml" xmlns:wps="http://schemas.microsoft.com/office/word/2010/wordprocessingShape" mc:Ignorable="w14 w15 w16se w16cid w16 w16cex w16sdtdh w16sdtfl w16du wp14">
   <w:endnote w:type="separator" w:id="-1">
     <w:p>
       <w:pPr>
@@ -930,7 +959,7 @@
 </file>
 
 <file path=word/footnotes.xml><?xml version="1.0" encoding="utf-8"?>
-<w:footnotes xmlns:wpc="http://schemas.microsoft.com/office/word/2010/wordprocessingCanvas" xmlns:cx="http://schemas.microsoft.com/office/drawing/2014/chartex" xmlns:cx1="http://schemas.microsoft.com/office/drawing/2015/9/8/chartex" xmlns:cx2="http://schemas.microsoft.com/office/drawing/2015/10/21/chartex" xmlns:cx3="http://schemas.microsoft.com/office/drawing/2016/5/9/chartex" xmlns:cx4="http://schemas.microsoft.com/office/drawing/2016/5/10/chartex" xmlns:cx5="http://schemas.microsoft.com/office/drawing/2016/5/11/chartex" xmlns:cx6="http://schemas.microsoft.com/office/drawing/2016/5/12/chartex" xmlns:cx7="http://schemas.microsoft.com/office/drawing/2016/5/13/chartex" xmlns:cx8="http://schemas.microsoft.com/office/drawing/2016/5/14/chartex" xmlns:mc="http://schemas.openxmlformats.org/markup-compatibility/2006" xmlns:aink="http://schemas.microsoft.com/office/drawing/2016/ink" xmlns:am3d="http://schemas.microsoft.com/office/drawing/2017/model3d" xmlns:o="urn:schemas-microsoft-com:office:office" xmlns:oel="http://schemas.microsoft.com/office/2019/extlst" xmlns:r="http://schemas.openxmlformats.org/officeDocument/2006/relationships" xmlns:m="http://schemas.openxmlformats.org/officeDocument/2006/math" xmlns:v="urn:schemas-microsoft-com:vml" xmlns:wp14="http://schemas.microsoft.com/office/word/2010/wordprocessingDrawing" xmlns:wp="http://schemas.openxmlformats.org/drawingml/2006/wordprocessingDrawing" xmlns:w10="urn:schemas-microsoft-com:office:word" xmlns:w="http://schemas.openxmlformats.org/wordprocessingml/2006/main" xmlns:w14="http://schemas.microsoft.com/office/word/2010/wordml" xmlns:w15="http://schemas.microsoft.com/office/word/2012/wordml" xmlns:w16cex="http://schemas.microsoft.com/office/word/2018/wordml/cex" xmlns:w16cid="http://schemas.microsoft.com/office/word/2016/wordml/cid" xmlns:w16="http://schemas.microsoft.com/office/word/2018/wordml" xmlns:w16du="http://schemas.microsoft.com/office/word/2023/wordml/word16du" xmlns:w16sdtdh="http://schemas.microsoft.com/office/word/2020/wordml/sdtdatahash" xmlns:w16se="http://schemas.microsoft.com/office/word/2015/wordml/symex" xmlns:wpg="http://schemas.microsoft.com/office/word/2010/wordprocessingGroup" xmlns:wpi="http://schemas.microsoft.com/office/word/2010/wordprocessingInk" xmlns:wne="http://schemas.microsoft.com/office/word/2006/wordml" xmlns:wps="http://schemas.microsoft.com/office/word/2010/wordprocessingShape" mc:Ignorable="w14 w15 w16se w16cid w16 w16cex w16sdtdh w16du wp14">
+<w:footnotes xmlns:wpc="http://schemas.microsoft.com/office/word/2010/wordprocessingCanvas" xmlns:cx="http://schemas.microsoft.com/office/drawing/2014/chartex" xmlns:cx1="http://schemas.microsoft.com/office/drawing/2015/9/8/chartex" xmlns:cx2="http://schemas.microsoft.com/office/drawing/2015/10/21/chartex" xmlns:cx3="http://schemas.microsoft.com/office/drawing/2016/5/9/chartex" xmlns:cx4="http://schemas.microsoft.com/office/drawing/2016/5/10/chartex" xmlns:cx5="http://schemas.microsoft.com/office/drawing/2016/5/11/chartex" xmlns:cx6="http://schemas.microsoft.com/office/drawing/2016/5/12/chartex" xmlns:cx7="http://schemas.microsoft.com/office/drawing/2016/5/13/chartex" xmlns:cx8="http://schemas.microsoft.com/office/drawing/2016/5/14/chartex" xmlns:mc="http://schemas.openxmlformats.org/markup-compatibility/2006" xmlns:aink="http://schemas.microsoft.com/office/drawing/2016/ink" xmlns:am3d="http://schemas.microsoft.com/office/drawing/2017/model3d" xmlns:o="urn:schemas-microsoft-com:office:office" xmlns:oel="http://schemas.microsoft.com/office/2019/extlst" xmlns:r="http://schemas.openxmlformats.org/officeDocument/2006/relationships" xmlns:m="http://schemas.openxmlformats.org/officeDocument/2006/math" xmlns:v="urn:schemas-microsoft-com:vml" xmlns:wp14="http://schemas.microsoft.com/office/word/2010/wordprocessingDrawing" xmlns:wp="http://schemas.openxmlformats.org/drawingml/2006/wordprocessingDrawing" xmlns:w10="urn:schemas-microsoft-com:office:word" xmlns:w="http://schemas.openxmlformats.org/wordprocessingml/2006/main" xmlns:w14="http://schemas.microsoft.com/office/word/2010/wordml" xmlns:w15="http://schemas.microsoft.com/office/word/2012/wordml" xmlns:w16cex="http://schemas.microsoft.com/office/word/2018/wordml/cex" xmlns:w16cid="http://schemas.microsoft.com/office/word/2016/wordml/cid" xmlns:w16="http://schemas.microsoft.com/office/word/2018/wordml" xmlns:w16du="http://schemas.microsoft.com/office/word/2023/wordml/word16du" xmlns:w16sdtdh="http://schemas.microsoft.com/office/word/2020/wordml/sdtdatahash" xmlns:w16sdtfl="http://schemas.microsoft.com/office/word/2024/wordml/sdtformatlock" xmlns:w16se="http://schemas.microsoft.com/office/word/2015/wordml/symex" xmlns:wpg="http://schemas.microsoft.com/office/word/2010/wordprocessingGroup" xmlns:wpi="http://schemas.microsoft.com/office/word/2010/wordprocessingInk" xmlns:wne="http://schemas.microsoft.com/office/word/2006/wordml" xmlns:wps="http://schemas.microsoft.com/office/word/2010/wordprocessingShape" mc:Ignorable="w14 w15 w16se w16cid w16 w16cex w16sdtdh w16sdtfl w16du wp14">
   <w:footnote w:type="separator" w:id="-1">
     <w:p>
       <w:pPr>
@@ -955,7 +984,7 @@
 </file>
 
 <file path=word/numbering.xml><?xml version="1.0" encoding="utf-8"?>
-<w:numbering xmlns:wpc="http://schemas.microsoft.com/office/word/2010/wordprocessingCanvas" xmlns:cx="http://schemas.microsoft.com/office/drawing/2014/chartex" xmlns:cx1="http://schemas.microsoft.com/office/drawing/2015/9/8/chartex" xmlns:cx2="http://schemas.microsoft.com/office/drawing/2015/10/21/chartex" xmlns:cx3="http://schemas.microsoft.com/office/drawing/2016/5/9/chartex" xmlns:cx4="http://schemas.microsoft.com/office/drawing/2016/5/10/chartex" xmlns:cx5="http://schemas.microsoft.com/office/drawing/2016/5/11/chartex" xmlns:cx6="http://schemas.microsoft.com/office/drawing/2016/5/12/chartex" xmlns:cx7="http://schemas.microsoft.com/office/drawing/2016/5/13/chartex" xmlns:cx8="http://schemas.microsoft.com/office/drawing/2016/5/14/chartex" xmlns:mc="http://schemas.openxmlformats.org/markup-compatibility/2006" xmlns:aink="http://schemas.microsoft.com/office/drawing/2016/ink" xmlns:am3d="http://schemas.microsoft.com/office/drawing/2017/model3d" xmlns:o="urn:schemas-microsoft-com:office:office" xmlns:oel="http://schemas.microsoft.com/office/2019/extlst" xmlns:r="http://schemas.openxmlformats.org/officeDocument/2006/relationships" xmlns:m="http://schemas.openxmlformats.org/officeDocument/2006/math" xmlns:v="urn:schemas-microsoft-com:vml" xmlns:wp14="http://schemas.microsoft.com/office/word/2010/wordprocessingDrawing" xmlns:wp="http://schemas.openxmlformats.org/drawingml/2006/wordprocessingDrawing" xmlns:w10="urn:schemas-microsoft-com:office:word" xmlns:w="http://schemas.openxmlformats.org/wordprocessingml/2006/main" xmlns:w14="http://schemas.microsoft.com/office/word/2010/wordml" xmlns:w15="http://schemas.microsoft.com/office/word/2012/wordml" xmlns:w16cex="http://schemas.microsoft.com/office/word/2018/wordml/cex" xmlns:w16cid="http://schemas.microsoft.com/office/word/2016/wordml/cid" xmlns:w16="http://schemas.microsoft.com/office/word/2018/wordml" xmlns:w16du="http://schemas.microsoft.com/office/word/2023/wordml/word16du" xmlns:w16sdtdh="http://schemas.microsoft.com/office/word/2020/wordml/sdtdatahash" xmlns:w16se="http://schemas.microsoft.com/office/word/2015/wordml/symex" xmlns:wpg="http://schemas.microsoft.com/office/word/2010/wordprocessingGroup" xmlns:wpi="http://schemas.microsoft.com/office/word/2010/wordprocessingInk" xmlns:wne="http://schemas.microsoft.com/office/word/2006/wordml" xmlns:wps="http://schemas.microsoft.com/office/word/2010/wordprocessingShape" mc:Ignorable="w14 w15 w16se w16cid w16 w16cex w16sdtdh w16du wp14">
+<w:numbering xmlns:wpc="http://schemas.microsoft.com/office/word/2010/wordprocessingCanvas" xmlns:cx="http://schemas.microsoft.com/office/drawing/2014/chartex" xmlns:cx1="http://schemas.microsoft.com/office/drawing/2015/9/8/chartex" xmlns:cx2="http://schemas.microsoft.com/office/drawing/2015/10/21/chartex" xmlns:cx3="http://schemas.microsoft.com/office/drawing/2016/5/9/chartex" xmlns:cx4="http://schemas.microsoft.com/office/drawing/2016/5/10/chartex" xmlns:cx5="http://schemas.microsoft.com/office/drawing/2016/5/11/chartex" xmlns:cx6="http://schemas.microsoft.com/office/drawing/2016/5/12/chartex" xmlns:cx7="http://schemas.microsoft.com/office/drawing/2016/5/13/chartex" xmlns:cx8="http://schemas.microsoft.com/office/drawing/2016/5/14/chartex" xmlns:mc="http://schemas.openxmlformats.org/markup-compatibility/2006" xmlns:aink="http://schemas.microsoft.com/office/drawing/2016/ink" xmlns:am3d="http://schemas.microsoft.com/office/drawing/2017/model3d" xmlns:o="urn:schemas-microsoft-com:office:office" xmlns:oel="http://schemas.microsoft.com/office/2019/extlst" xmlns:r="http://schemas.openxmlformats.org/officeDocument/2006/relationships" xmlns:m="http://schemas.openxmlformats.org/officeDocument/2006/math" xmlns:v="urn:schemas-microsoft-com:vml" xmlns:wp14="http://schemas.microsoft.com/office/word/2010/wordprocessingDrawing" xmlns:wp="http://schemas.openxmlformats.org/drawingml/2006/wordprocessingDrawing" xmlns:w10="urn:schemas-microsoft-com:office:word" xmlns:w="http://schemas.openxmlformats.org/wordprocessingml/2006/main" xmlns:w14="http://schemas.microsoft.com/office/word/2010/wordml" xmlns:w15="http://schemas.microsoft.com/office/word/2012/wordml" xmlns:w16cex="http://schemas.microsoft.com/office/word/2018/wordml/cex" xmlns:w16cid="http://schemas.microsoft.com/office/word/2016/wordml/cid" xmlns:w16="http://schemas.microsoft.com/office/word/2018/wordml" xmlns:w16du="http://schemas.microsoft.com/office/word/2023/wordml/word16du" xmlns:w16sdtdh="http://schemas.microsoft.com/office/word/2020/wordml/sdtdatahash" xmlns:w16sdtfl="http://schemas.microsoft.com/office/word/2024/wordml/sdtformatlock" xmlns:w16se="http://schemas.microsoft.com/office/word/2015/wordml/symex" xmlns:wpg="http://schemas.microsoft.com/office/word/2010/wordprocessingGroup" xmlns:wpi="http://schemas.microsoft.com/office/word/2010/wordprocessingInk" xmlns:wne="http://schemas.microsoft.com/office/word/2006/wordml" xmlns:wps="http://schemas.microsoft.com/office/word/2010/wordprocessingShape" mc:Ignorable="w14 w15 w16se w16cid w16 w16cex w16sdtdh w16sdtfl w16du wp14">
   <w:abstractNum w:abstractNumId="0" w15:restartNumberingAfterBreak="0">
     <w:nsid w:val="1A3D51DD"/>
     <w:multiLevelType w:val="hybridMultilevel"/>
@@ -1192,7 +1221,7 @@
 </file>
 
 <file path=word/styles.xml><?xml version="1.0" encoding="utf-8"?>
-<w:styles xmlns:mc="http://schemas.openxmlformats.org/markup-compatibility/2006" xmlns:r="http://schemas.openxmlformats.org/officeDocument/2006/relationships" xmlns:w="http://schemas.openxmlformats.org/wordprocessingml/2006/main" xmlns:w14="http://schemas.microsoft.com/office/word/2010/wordml" xmlns:w15="http://schemas.microsoft.com/office/word/2012/wordml" xmlns:w16cex="http://schemas.microsoft.com/office/word/2018/wordml/cex" xmlns:w16cid="http://schemas.microsoft.com/office/word/2016/wordml/cid" xmlns:w16="http://schemas.microsoft.com/office/word/2018/wordml" xmlns:w16du="http://schemas.microsoft.com/office/word/2023/wordml/word16du" xmlns:w16sdtdh="http://schemas.microsoft.com/office/word/2020/wordml/sdtdatahash" xmlns:w16se="http://schemas.microsoft.com/office/word/2015/wordml/symex" mc:Ignorable="w14 w15 w16se w16cid w16 w16cex w16sdtdh w16du">
+<w:styles xmlns:mc="http://schemas.openxmlformats.org/markup-compatibility/2006" xmlns:r="http://schemas.openxmlformats.org/officeDocument/2006/relationships" xmlns:w="http://schemas.openxmlformats.org/wordprocessingml/2006/main" xmlns:w14="http://schemas.microsoft.com/office/word/2010/wordml" xmlns:w15="http://schemas.microsoft.com/office/word/2012/wordml" xmlns:w16cex="http://schemas.microsoft.com/office/word/2018/wordml/cex" xmlns:w16cid="http://schemas.microsoft.com/office/word/2016/wordml/cid" xmlns:w16="http://schemas.microsoft.com/office/word/2018/wordml" xmlns:w16du="http://schemas.microsoft.com/office/word/2023/wordml/word16du" xmlns:w16sdtdh="http://schemas.microsoft.com/office/word/2020/wordml/sdtdatahash" xmlns:w16sdtfl="http://schemas.microsoft.com/office/word/2024/wordml/sdtformatlock" xmlns:w16se="http://schemas.microsoft.com/office/word/2015/wordml/symex" mc:Ignorable="w14 w15 w16se w16cid w16 w16cex w16sdtdh w16sdtfl w16du">
   <w:docDefaults>
     <w:rPrDefault>
       <w:rPr>

--- a/작업일지/23주차.docx
+++ b/작업일지/23주차.docx
@@ -237,7 +237,6 @@
                 <w:bCs/>
               </w:rPr>
             </w:pPr>
-            <w:proofErr w:type="spellStart"/>
             <w:r>
               <w:rPr>
                 <w:rFonts w:hint="eastAsia"/>
@@ -246,7 +245,6 @@
               </w:rPr>
               <w:t>팀명</w:t>
             </w:r>
-            <w:proofErr w:type="spellEnd"/>
           </w:p>
         </w:tc>
         <w:tc>
@@ -316,21 +314,7 @@
               <w:rPr>
                 <w:rFonts w:hint="eastAsia"/>
               </w:rPr>
-              <w:t xml:space="preserve"> </w:t>
-            </w:r>
-            <w:proofErr w:type="spellStart"/>
-            <w:r>
-              <w:rPr>
-                <w:rFonts w:hint="eastAsia"/>
-              </w:rPr>
-              <w:t>윤이하나</w:t>
-            </w:r>
-            <w:proofErr w:type="spellEnd"/>
-            <w:r>
-              <w:rPr>
-                <w:rFonts w:hint="eastAsia"/>
-              </w:rPr>
-              <w:t xml:space="preserve">(기획, </w:t>
+              <w:t xml:space="preserve"> 윤이하나(기획, </w:t>
             </w:r>
             <w:r>
               <w:rPr>
@@ -423,19 +407,11 @@
                 <w:numId w:val="2"/>
               </w:numPr>
             </w:pPr>
-            <w:proofErr w:type="spellStart"/>
-            <w:r>
-              <w:rPr>
-                <w:rFonts w:hint="eastAsia"/>
-              </w:rPr>
-              <w:t>에셋</w:t>
-            </w:r>
-            <w:proofErr w:type="spellEnd"/>
-            <w:r>
-              <w:rPr>
-                <w:rFonts w:hint="eastAsia"/>
-              </w:rPr>
-              <w:t xml:space="preserve"> 지금부터 구해보자.</w:t>
+            <w:r>
+              <w:rPr>
+                <w:rFonts w:hint="eastAsia"/>
+              </w:rPr>
+              <w:t>에셋 지금부터 구해보자.</w:t>
             </w:r>
           </w:p>
           <w:p>
@@ -503,7 +479,6 @@
                 <w:bCs/>
               </w:rPr>
             </w:pPr>
-            <w:proofErr w:type="spellStart"/>
             <w:r>
               <w:rPr>
                 <w:rFonts w:hint="eastAsia"/>
@@ -512,14 +487,20 @@
               </w:rPr>
               <w:t>윤이하나</w:t>
             </w:r>
-            <w:proofErr w:type="spellEnd"/>
           </w:p>
         </w:tc>
         <w:tc>
           <w:tcPr>
             <w:tcW w:w="9214" w:type="dxa"/>
           </w:tcPr>
-          <w:p/>
+          <w:p>
+            <w:r>
+              <w:rPr>
+                <w:rFonts w:hint="eastAsia"/>
+              </w:rPr>
+              <w:t>- 방(MainEnterance) 모델링</w:t>
+            </w:r>
+          </w:p>
         </w:tc>
       </w:tr>
       <w:tr>
@@ -589,21 +570,7 @@
               <w:rPr>
                 <w:rFonts w:hint="eastAsia"/>
               </w:rPr>
-              <w:t xml:space="preserve">- Visual Studio </w:t>
-            </w:r>
-            <w:proofErr w:type="spellStart"/>
-            <w:r>
-              <w:rPr>
-                <w:rFonts w:hint="eastAsia"/>
-              </w:rPr>
-              <w:t>언리얼</w:t>
-            </w:r>
-            <w:proofErr w:type="spellEnd"/>
-            <w:r>
-              <w:rPr>
-                <w:rFonts w:hint="eastAsia"/>
-              </w:rPr>
-              <w:t xml:space="preserve"> 실행 안 되는 문제 해결하기</w:t>
+              <w:t>- Visual Studio 언리얼 실행 안 되는 문제 해결하기</w:t>
             </w:r>
           </w:p>
           <w:p>
@@ -656,7 +623,6 @@
                 <w:bCs/>
               </w:rPr>
             </w:pPr>
-            <w:proofErr w:type="spellStart"/>
             <w:r>
               <w:rPr>
                 <w:rFonts w:hint="eastAsia"/>
@@ -665,7 +631,6 @@
               </w:rPr>
               <w:t>윤이하나</w:t>
             </w:r>
-            <w:proofErr w:type="spellEnd"/>
           </w:p>
         </w:tc>
         <w:tc>
@@ -673,10 +638,157 @@
             <w:tcW w:w="9214" w:type="dxa"/>
           </w:tcPr>
           <w:p>
+            <w:r>
+              <w:rPr>
+                <w:rFonts w:hint="eastAsia"/>
+              </w:rPr>
+              <w:t xml:space="preserve">- </w:t>
+            </w:r>
+            <w:r>
+              <w:rPr>
+                <w:rFonts w:hint="eastAsia"/>
+              </w:rPr>
+              <w:t xml:space="preserve">전에 클라이언트 프로그래머와 이야기할 때 언리얼 엔진에서 방을 만들기로 하였으나, 다시 이야기한 후 3ds Max에서 제작해도 괜찮을 것 같아 Max로 진행하기로 하였다. </w:t>
+            </w:r>
+            <w:r>
+              <w:rPr>
+                <w:rFonts w:hint="eastAsia"/>
+              </w:rPr>
+              <w:t xml:space="preserve">테스트 삼아 </w:t>
+            </w:r>
+            <w:r>
+              <w:rPr>
+                <w:rFonts w:hint="eastAsia"/>
+              </w:rPr>
+              <w:t xml:space="preserve">가장 먼저 </w:t>
+            </w:r>
+            <w:r>
+              <w:rPr>
+                <w:rFonts w:hint="eastAsia"/>
+              </w:rPr>
+              <w:t xml:space="preserve">모든 맵에 필수적으로 생성되는 MainEnterance 모델을 만들었다. </w:t>
+            </w:r>
+          </w:p>
+          <w:p>
+            <w:r>
+              <w:rPr>
+                <w:rFonts w:hint="eastAsia"/>
+              </w:rPr>
+              <w:t>- 방과 같이 사이즈나 규격 등이 중요한 모듈형 물체를 만들어본 적이 없어서 참고한 게임 Lethal Company의 모델을 뜯어</w:t>
+            </w:r>
+            <w:r>
+              <w:rPr>
+                <w:rFonts w:hint="eastAsia"/>
+              </w:rPr>
+              <w:t>서 살펴보았다.</w:t>
+            </w:r>
+          </w:p>
+          <w:p>
+            <w:r>
+              <w:rPr>
+                <w:rFonts w:hint="eastAsia"/>
+              </w:rPr>
+              <w:t>- 벽의 두께와 문/문 구멍의 사이즈는 실제 건축 법률을 참고하고, 게임에 쓰일 플레이어의 모델과 비교하여 적당한 사이즈가 되게끔 설정하였다.</w:t>
+            </w:r>
+          </w:p>
+          <w:p>
             <w:pPr>
-              <w:pStyle w:val="a6"/>
-              <w:ind w:left="880"/>
+              <w:rPr>
+                <w:rFonts w:hint="eastAsia"/>
+              </w:rPr>
             </w:pPr>
+            <w:r>
+              <w:rPr>
+                <w:rFonts w:hint="eastAsia"/>
+              </w:rPr>
+              <w:t>- 벽에 문 구멍을 뚫을 때 어떤 방식으로 뚫으면 좋을지 고민이 되어 여러 방법을 시도하였다. 처음에는 문 구멍 사이즈의 박스를 만든 다음 맨 벽과 겹치게 놓은 다음 Boolean으로 구멍을 뚫었다. 그러나 이렇게 할 시에 모델이 깨지는 문제가 발생해서 Connect로 문 구멍 위치에 맞는 edge를 만들고, 그 구멍만큼 면을 삭제하는 방식을 선택하였다. 조금 더 번거롭기는 하지만 모델에 문제가 생길 가능성이 훨씬 적어서 이 방법이 나은 것 같다.</w:t>
+            </w:r>
+          </w:p>
+          <w:p>
+            <w:r>
+              <w:rPr>
+                <w:rFonts w:hint="eastAsia"/>
+              </w:rPr>
+              <w:t xml:space="preserve">- </w:t>
+            </w:r>
+            <w:r>
+              <w:rPr>
+                <w:rFonts w:hint="eastAsia"/>
+              </w:rPr>
+              <w:t xml:space="preserve">벽을 Plane으로 할 경우 빛이 새는 문제가 생길 수 있다하여 각 벽을 육면체 도형으로 모델링하였다. </w:t>
+            </w:r>
+            <w:r>
+              <w:rPr>
+                <w:rFonts w:hint="eastAsia"/>
+              </w:rPr>
+              <w:t xml:space="preserve">모델 제작 후 </w:t>
+            </w:r>
+            <w:r>
+              <w:rPr>
+                <w:rFonts w:hint="eastAsia"/>
+              </w:rPr>
+              <w:t>따로 언리얼 프로젝트를 생성하여 모델을 확인해보았다.</w:t>
+            </w:r>
+            <w:r>
+              <w:rPr>
+                <w:rFonts w:hint="eastAsia"/>
+              </w:rPr>
+              <w:t xml:space="preserve"> 모든 벽을 육면체로 했기 때문에</w:t>
+            </w:r>
+            <w:r>
+              <w:rPr>
+                <w:rFonts w:hint="eastAsia"/>
+              </w:rPr>
+              <w:t xml:space="preserve"> 빛</w:t>
+            </w:r>
+            <w:r>
+              <w:rPr>
+                <w:rFonts w:hint="eastAsia"/>
+              </w:rPr>
+              <w:t>이 새는</w:t>
+            </w:r>
+            <w:r>
+              <w:rPr>
+                <w:rFonts w:hint="eastAsia"/>
+              </w:rPr>
+              <w:t xml:space="preserve"> </w:t>
+            </w:r>
+            <w:r>
+              <w:rPr>
+                <w:rFonts w:hint="eastAsia"/>
+              </w:rPr>
+              <w:t>문제</w:t>
+            </w:r>
+            <w:r>
+              <w:rPr>
+                <w:rFonts w:hint="eastAsia"/>
+              </w:rPr>
+              <w:t>는 없었으나,</w:t>
+            </w:r>
+            <w:r>
+              <w:rPr>
+                <w:rFonts w:hint="eastAsia"/>
+              </w:rPr>
+              <w:t xml:space="preserve"> </w:t>
+            </w:r>
+            <w:r>
+              <w:rPr>
+                <w:rFonts w:hint="eastAsia"/>
+              </w:rPr>
+              <w:t>보이지도 않는 방 바깥면에</w:t>
+            </w:r>
+            <w:r>
+              <w:rPr>
+                <w:rFonts w:hint="eastAsia"/>
+              </w:rPr>
+              <w:t xml:space="preserve"> 쓸모없는 폴리곤이 많이 생기는</w:t>
+            </w:r>
+            <w:r>
+              <w:rPr>
+                <w:rFonts w:hint="eastAsia"/>
+              </w:rPr>
+              <w:t xml:space="preserve"> 것 같아 이 방법이 맞는지 고민이 된다.</w:t>
+            </w:r>
           </w:p>
         </w:tc>
       </w:tr>
@@ -707,16 +819,18 @@
             <w:tcW w:w="9214" w:type="dxa"/>
           </w:tcPr>
           <w:p>
-            <w:pPr>
-              <w:rPr>
-                <w:rFonts w:hint="eastAsia"/>
-              </w:rPr>
-            </w:pPr>
-            <w:r>
-              <w:rPr>
-                <w:rFonts w:hint="eastAsia"/>
-              </w:rPr>
-              <w:t xml:space="preserve">-하나가 만든 규칙을 기반으로 절차적 맵 생성을 구현하기 위해 기존에 있는 절차적 생성 알고리즘을 찾아보았으나 마땅히 우리 게임에 부합하는 것이 없어 직접 알고리즘을 생각해보기로 했다. 지금까지 생각한 알고리즘으로는 3차원 배열을 활용하여 큰 공간에 방들을 차례대로 배치하는 방식으로 가려고 한다. 우선은 1층만 고려하여 2차원 배열로 배치하는 것을 우선으로 구현해보고 있으며, 아직 진행 중이다. </w:t>
+            <w:r>
+              <w:rPr>
+                <w:rFonts w:hint="eastAsia"/>
+              </w:rPr>
+              <w:t xml:space="preserve">-하나가 만든 규칙을 기반으로 절차적 맵 생성을 구현하기 위해 기존에 있는 절차적 생성 알고리즘을 찾아보았으나 마땅히 우리 게임에 부합하는 것이 없어 직접 알고리즘을 </w:t>
+            </w:r>
+            <w:r>
+              <w:rPr>
+                <w:rFonts w:hint="eastAsia"/>
+              </w:rPr>
+              <w:lastRenderedPageBreak/>
+              <w:t xml:space="preserve">생각해보기로 했다. 지금까지 생각한 알고리즘으로는 3차원 배열을 활용하여 큰 공간에 방들을 차례대로 배치하는 방식으로 가려고 한다. 우선은 1층만 고려하여 2차원 배열로 배치하는 것을 우선으로 구현해보고 있으며, 아직 진행 중이다. </w:t>
             </w:r>
             <w:r>
               <w:t xml:space="preserve">또, </w:t>
@@ -727,19 +841,17 @@
               </w:rPr>
               <w:t xml:space="preserve">하나가 </w:t>
             </w:r>
-            <w:proofErr w:type="spellStart"/>
-            <w:r>
-              <w:rPr>
-                <w:rFonts w:hint="eastAsia"/>
-              </w:rPr>
-              <w:t>맘든</w:t>
-            </w:r>
-            <w:proofErr w:type="spellEnd"/>
-            <w:r>
-              <w:rPr>
-                <w:rFonts w:hint="eastAsia"/>
-              </w:rPr>
-              <w:t xml:space="preserve"> 규칙을 </w:t>
+            <w:r>
+              <w:rPr>
+                <w:rFonts w:hint="eastAsia"/>
+              </w:rPr>
+              <w:t>만</w:t>
+            </w:r>
+            <w:r>
+              <w:rPr>
+                <w:rFonts w:hint="eastAsia"/>
+              </w:rPr>
+              <w:t xml:space="preserve">든 규칙을 </w:t>
             </w:r>
             <w:r>
               <w:t>JSON 파일을 이용해</w:t>
@@ -760,15 +872,7 @@
               <w:t>는 것이 좋을 것 같아 이를</w:t>
             </w:r>
             <w:r>
-              <w:t xml:space="preserve"> 위해 </w:t>
-            </w:r>
-            <w:proofErr w:type="spellStart"/>
-            <w:r>
-              <w:t>DataManager</w:t>
-            </w:r>
-            <w:proofErr w:type="spellEnd"/>
-            <w:r>
-              <w:t xml:space="preserve"> 클래스를 만들</w:t>
+              <w:t xml:space="preserve"> 위해 DataManager 클래스를 만들</w:t>
             </w:r>
             <w:r>
               <w:rPr>
@@ -797,6 +901,7 @@
                 <w:b/>
                 <w:bCs/>
               </w:rPr>
+              <w:lastRenderedPageBreak/>
               <w:t>임채은</w:t>
             </w:r>
           </w:p>
@@ -816,55 +921,13 @@
               <w:rPr>
                 <w:rFonts w:hint="eastAsia"/>
               </w:rPr>
-              <w:t xml:space="preserve">종설 미팅 다음날 교수님 컴퓨터와 똑같이 나도 VS2026으로 </w:t>
-            </w:r>
-            <w:proofErr w:type="spellStart"/>
-            <w:r>
-              <w:rPr>
-                <w:rFonts w:hint="eastAsia"/>
-              </w:rPr>
-              <w:t>언리얼</w:t>
-            </w:r>
-            <w:proofErr w:type="spellEnd"/>
-            <w:r>
-              <w:rPr>
-                <w:rFonts w:hint="eastAsia"/>
-              </w:rPr>
-              <w:t xml:space="preserve"> 5.6 실행이 안 됐다. </w:t>
-            </w:r>
-            <w:r>
-              <w:rPr>
-                <w:rFonts w:hint="eastAsia"/>
-              </w:rPr>
-              <w:t xml:space="preserve">이것저것 해봐도 안 돼서 </w:t>
-            </w:r>
-            <w:proofErr w:type="spellStart"/>
-            <w:r>
-              <w:rPr>
-                <w:rFonts w:hint="eastAsia"/>
-              </w:rPr>
-              <w:t>구글링했더니</w:t>
-            </w:r>
-            <w:proofErr w:type="spellEnd"/>
-            <w:r>
-              <w:rPr>
-                <w:rFonts w:hint="eastAsia"/>
-              </w:rPr>
-              <w:t xml:space="preserve">, 애초에 </w:t>
-            </w:r>
-            <w:proofErr w:type="spellStart"/>
-            <w:r>
-              <w:rPr>
-                <w:rFonts w:hint="eastAsia"/>
-              </w:rPr>
-              <w:t>언리얼</w:t>
-            </w:r>
-            <w:proofErr w:type="spellEnd"/>
-            <w:r>
-              <w:rPr>
-                <w:rFonts w:hint="eastAsia"/>
-              </w:rPr>
-              <w:t xml:space="preserve"> 5.6</w:t>
+              <w:t xml:space="preserve">종설 미팅 다음날 교수님 컴퓨터와 똑같이 나도 VS2026으로 언리얼 5.6 실행이 안 됐다. </w:t>
+            </w:r>
+            <w:r>
+              <w:rPr>
+                <w:rFonts w:hint="eastAsia"/>
+              </w:rPr>
+              <w:t>이것저것 해봐도 안 돼서 구글링했더니, 애초에 언리얼 5.6</w:t>
             </w:r>
             <w:r>
               <w:t>은</w:t>
@@ -873,35 +936,7 @@
               <w:rPr>
                 <w:rFonts w:hint="eastAsia"/>
               </w:rPr>
-              <w:t xml:space="preserve"> VS2022와 짝꿍이라서 2026을 쓰면 문제가 생길 수도 있다고 나와있었다. 그래서 VS2022로 </w:t>
-            </w:r>
-            <w:proofErr w:type="spellStart"/>
-            <w:r>
-              <w:rPr>
-                <w:rFonts w:hint="eastAsia"/>
-              </w:rPr>
-              <w:t>롤백했더니</w:t>
-            </w:r>
-            <w:proofErr w:type="spellEnd"/>
-            <w:r>
-              <w:rPr>
-                <w:rFonts w:hint="eastAsia"/>
-              </w:rPr>
-              <w:t xml:space="preserve"> 문제가 해결됐다. 최신 버전이라고 다 좋은 것만은 아니라는 걸 </w:t>
-            </w:r>
-            <w:proofErr w:type="spellStart"/>
-            <w:r>
-              <w:rPr>
-                <w:rFonts w:hint="eastAsia"/>
-              </w:rPr>
-              <w:t>알게됐다</w:t>
-            </w:r>
-            <w:proofErr w:type="spellEnd"/>
-            <w:r>
-              <w:rPr>
-                <w:rFonts w:hint="eastAsia"/>
-              </w:rPr>
-              <w:t>.</w:t>
+              <w:t xml:space="preserve"> VS2022와 짝꿍이라서 2026을 쓰면 문제가 생길 수도 있다고 나와있었다. 그래서 VS2022로 롤백했더니 문제가 해결됐다. 최신 버전이라고 다 좋은 것만은 아니라는 걸 알게됐다.</w:t>
             </w:r>
           </w:p>
           <w:p>
